--- a/Project9_Combination_Lock/Project_9_CombinationLock_R1.docx
+++ b/Project9_Combination_Lock/Project_9_CombinationLock_R1.docx
@@ -1152,14 +1152,11 @@
         <w:t xml:space="preserve"> </w:t>
       </w:r>
       <w:r>
-        <w:rPr>
-          <w:noProof/>
-        </w:rPr>
         <w:drawing>
-          <wp:inline distT="0" distB="0" distL="0" distR="0" wp14:anchorId="20E40BB6" wp14:editId="2BC95E33">
-            <wp:extent cx="5943600" cy="2317115"/>
-            <wp:effectExtent l="0" t="0" r="0" b="6985"/>
-            <wp:docPr id="2025114268" name="Picture 4"/>
+          <wp:inline distT="0" distB="0" distL="0" distR="0" wp14:anchorId="449E4BDA" wp14:editId="77D204E8">
+            <wp:extent cx="5943600" cy="2313305"/>
+            <wp:effectExtent l="0" t="0" r="0" b="0"/>
+            <wp:docPr id="1641161869" name="Picture 2"/>
             <wp:cNvGraphicFramePr>
               <a:graphicFrameLocks xmlns:a="http://schemas.openxmlformats.org/drawingml/2006/main" noChangeAspect="1"/>
             </wp:cNvGraphicFramePr>
@@ -1167,7 +1164,7 @@
               <a:graphicData uri="http://schemas.openxmlformats.org/drawingml/2006/picture">
                 <pic:pic xmlns:pic="http://schemas.openxmlformats.org/drawingml/2006/picture">
                   <pic:nvPicPr>
-                    <pic:cNvPr id="0" name="Picture 13"/>
+                    <pic:cNvPr id="0" name="Picture 6"/>
                     <pic:cNvPicPr>
                       <a:picLocks noChangeAspect="1" noChangeArrowheads="1"/>
                     </pic:cNvPicPr>
@@ -1188,7 +1185,7 @@
                   <pic:spPr bwMode="auto">
                     <a:xfrm>
                       <a:off x="0" y="0"/>
-                      <a:ext cx="5943600" cy="2317115"/>
+                      <a:ext cx="5943600" cy="2313305"/>
                     </a:xfrm>
                     <a:prstGeom prst="rect">
                       <a:avLst/>
@@ -1208,9 +1205,9 @@
     <w:p/>
     <w:p/>
     <w:p/>
-    <w:p>
-      <w:r>
-        <w:lastRenderedPageBreak/>
+    <w:p/>
+    <w:p>
+      <w:r>
         <w:t xml:space="preserve">5.  </w:t>
       </w:r>
       <w:r>
@@ -1225,14 +1222,11 @@
     </w:p>
     <w:p>
       <w:r>
-        <w:rPr>
-          <w:noProof/>
-        </w:rPr>
         <w:drawing>
-          <wp:inline distT="0" distB="0" distL="0" distR="0" wp14:anchorId="7CA37D9F" wp14:editId="380A2BC2">
-            <wp:extent cx="5943600" cy="5412740"/>
-            <wp:effectExtent l="0" t="0" r="0" b="0"/>
-            <wp:docPr id="1820989633" name="Picture 6"/>
+          <wp:inline distT="0" distB="0" distL="0" distR="0" wp14:anchorId="1AC99E5A" wp14:editId="730A93B9">
+            <wp:extent cx="5943600" cy="4323715"/>
+            <wp:effectExtent l="0" t="0" r="0" b="635"/>
+            <wp:docPr id="767469671" name="Picture 4"/>
             <wp:cNvGraphicFramePr>
               <a:graphicFrameLocks xmlns:a="http://schemas.openxmlformats.org/drawingml/2006/main" noChangeAspect="1"/>
             </wp:cNvGraphicFramePr>
@@ -1240,13 +1234,13 @@
               <a:graphicData uri="http://schemas.openxmlformats.org/drawingml/2006/picture">
                 <pic:pic xmlns:pic="http://schemas.openxmlformats.org/drawingml/2006/picture">
                   <pic:nvPicPr>
-                    <pic:cNvPr id="0" name="Picture 20"/>
+                    <pic:cNvPr id="0" name="Picture 13"/>
                     <pic:cNvPicPr>
                       <a:picLocks noChangeAspect="1" noChangeArrowheads="1"/>
                     </pic:cNvPicPr>
                   </pic:nvPicPr>
                   <pic:blipFill>
-                    <a:blip r:embed="rId8">
+                    <a:blip r:embed="rId8" cstate="print">
                       <a:extLst>
                         <a:ext uri="{28A0092B-C50C-407E-A947-70E740481C1C}">
                           <a14:useLocalDpi xmlns:a14="http://schemas.microsoft.com/office/drawing/2010/main" val="0"/>
@@ -1261,7 +1255,7 @@
                   <pic:spPr bwMode="auto">
                     <a:xfrm>
                       <a:off x="0" y="0"/>
-                      <a:ext cx="5943600" cy="5412740"/>
+                      <a:ext cx="5943600" cy="4323715"/>
                     </a:xfrm>
                     <a:prstGeom prst="rect">
                       <a:avLst/>
@@ -1278,6 +1272,7 @@
         </w:drawing>
       </w:r>
     </w:p>
+    <w:p/>
     <w:tbl>
       <w:tblPr>
         <w:tblStyle w:val="TableGrid"/>
@@ -4509,7 +4504,6 @@
   <w:style w:type="character" w:default="1" w:styleId="DefaultParagraphFont">
     <w:name w:val="Default Paragraph Font"/>
     <w:uiPriority w:val="1"/>
-    <w:semiHidden/>
     <w:unhideWhenUsed/>
   </w:style>
   <w:style w:type="table" w:default="1" w:styleId="TableNormal">
